--- a/STEER-Methodology.docx
+++ b/STEER-Methodology.docx
@@ -71,7 +71,7 @@
           <w:sz w:val="21"/>
           <w:szCs w:val="21"/>
         </w:rPr>
-        <w:t xml:space="preserve">Idriss Enayat</w:t>
+        <w:t>Idriss Enayat</w:t>
       </w:r>
       <w:r>
         <w:rPr>
@@ -79,7 +79,7 @@
           <w:sz w:val="20"/>
           <w:szCs w:val="20"/>
         </w:rPr>
-        <w:t xml:space="preserve">   ·   Framework v3.0   ·   August 2026</w:t>
+        <w:t xml:space="preserve">   ·   Framework v3.1   ·   September 2026</w:t>
       </w:r>
     </w:p>
     <w:p>
@@ -808,6 +808,87 @@
     </w:p>
     <w:p>
       <w:pPr>
+        <w:pStyle w:val="ListParagraph"/>
+        <w:numPr>
+          <w:ilvl w:val="0"/>
+          <w:numId w:val="2"/>
+        </w:numPr>
+        <w:spacing w:after="80" w:line="268"/>
+      </w:pPr>
+      <w:r>
+        <w:rPr>
+          <w:b/>
+          <w:bCs/>
+          <w:color w:val="1a1a1a"/>
+          <w:sz w:val="20"/>
+          <w:szCs w:val="20"/>
+        </w:rPr>
+        <w:t>STEER Practice Note 1 · Sizing and Scoping Work in STEER · How work is split, aged, and forecast</w:t>
+      </w:r>
+      <w:r>
+        <w:rPr>
+          <w:color w:val="333333"/>
+          <w:sz w:val="20"/>
+          <w:szCs w:val="20"/>
+        </w:rPr>
+      </w:r>
+    </w:p>
+    <w:p>
+      <w:pPr>
+        <w:pStyle w:val="ListParagraph"/>
+        <w:numPr>
+          <w:ilvl w:val="0"/>
+          <w:numId w:val="2"/>
+        </w:numPr>
+        <w:spacing w:after="80" w:line="268"/>
+      </w:pPr>
+      <w:r>
+        <w:rPr>
+          <w:b/>
+          <w:bCs/>
+          <w:color w:val="1a1a1a"/>
+          <w:sz w:val="20"/>
+          <w:szCs w:val="20"/>
+        </w:rPr>
+        <w:t>STEER Practice Note 2 · Providing Intent · How natural language becomes a committed brief, spec, exam, and plan</w:t>
+      </w:r>
+      <w:r>
+        <w:rPr>
+          <w:color w:val="333333"/>
+          <w:sz w:val="20"/>
+          <w:szCs w:val="20"/>
+        </w:rPr>
+      </w:r>
+    </w:p>
+    <w:p>
+      <w:pPr>
+        <w:pStyle w:val="ListParagraph"/>
+        <w:numPr>
+          <w:ilvl w:val="0"/>
+          <w:numId w:val="2"/>
+        </w:numPr>
+        <w:spacing w:after="80" w:line="268"/>
+      </w:pPr>
+      <w:r>
+        <w:rPr>
+          <w:b/>
+          <w:bCs/>
+          <w:color w:val="1a1a1a"/>
+          <w:sz w:val="20"/>
+          <w:szCs w:val="20"/>
+        </w:rPr>
+        <w:t>STEER Practice Note 3 · The Three Surfaces · How intents, in-flight work, and decisions protect human attention</w:t>
+      </w:r>
+      <w:r>
+        <w:rPr>
+          <w:color w:val="333333"/>
+          <w:sz w:val="20"/>
+          <w:szCs w:val="20"/>
+        </w:rPr>
+      </w:r>
+    </w:p>
+    <w:p>
+      <w:pPr>
         <w:spacing w:after="0"/>
       </w:pPr>
       <w:r>
@@ -823,6 +904,7 @@
     </w:p>
     <w:sectPr>
       <w:footerReference w:type="default" r:id="rId7"/>
+      <w:headerReference w:type="default" r:id="rId10"/>
       <w:pgSz w:w="12240" w:h="15840" w:orient="portrait"/>
       <w:pgMar w:top="1240" w:right="1440" w:bottom="1240" w:left="1440" w:header="708" w:footer="708" w:gutter="0"/>
       <w:pgNumType/>
@@ -939,6 +1021,16 @@
 </w:footnotes>
 </file>
 
+<file path=word/header1.xml><?xml version="1.0" encoding="utf-8"?>
+<w:hdr xmlns:m="http://schemas.openxmlformats.org/officeDocument/2006/math" xmlns:mc="http://schemas.openxmlformats.org/markup-compatibility/2006" xmlns:mo="http://schemas.microsoft.com/office/mac/office/2008/main" xmlns:mv="urn:schemas-microsoft-com:mac:vml" xmlns:o="urn:schemas-microsoft-com:office:office" xmlns:r="http://schemas.openxmlformats.org/officeDocument/2006/relationships" xmlns:v="urn:schemas-microsoft-com:vml" xmlns:w10="urn:schemas-microsoft-com:office:word" xmlns:w14="http://schemas.microsoft.com/office/word/2010/wordml" xmlns:w="http://schemas.openxmlformats.org/wordprocessingml/2006/main" xmlns:wne="http://schemas.microsoft.com/office/word/2006/wordml" xmlns:wp14="http://schemas.microsoft.com/office/word/2010/wordprocessingDrawing" xmlns:wp="http://schemas.openxmlformats.org/drawingml/2006/wordprocessingDrawing" xmlns:wpc="http://schemas.microsoft.com/office/word/2010/wordprocessingCanvas" xmlns:wpg="http://schemas.microsoft.com/office/word/2010/wordprocessingGroup" xmlns:wpi="http://schemas.microsoft.com/office/word/2010/wordprocessingInk" xmlns:wps="http://schemas.microsoft.com/office/word/2010/wordprocessingShape" mc:Ignorable="w14 wp14">
+  <w:p>
+    <w:pPr>
+      <w:pStyle w:val="Header"/>
+    </w:pPr>
+  </w:p>
+</w:hdr>
+</file>
+
 <file path=word/numbering.xml><?xml version="1.0" encoding="utf-8"?>
 <w:numbering xmlns:wpc="http://schemas.microsoft.com/office/word/2010/wordprocessingCanvas" xmlns:mc="http://schemas.openxmlformats.org/markup-compatibility/2006" xmlns:o="urn:schemas-microsoft-com:office:office" xmlns:r="http://schemas.openxmlformats.org/officeDocument/2006/relationships" xmlns:m="http://schemas.openxmlformats.org/officeDocument/2006/math" xmlns:v="urn:schemas-microsoft-com:vml" xmlns:wp14="http://schemas.microsoft.com/office/word/2010/wordprocessingDrawing" xmlns:wp="http://schemas.openxmlformats.org/drawingml/2006/wordprocessingDrawing" xmlns:w10="urn:schemas-microsoft-com:office:word" xmlns:w="http://schemas.openxmlformats.org/wordprocessingml/2006/main" xmlns:w14="http://schemas.microsoft.com/office/word/2010/wordml" xmlns:w15="http://schemas.microsoft.com/office/word/2012/wordml" xmlns:wpg="http://schemas.microsoft.com/office/word/2010/wordprocessingGroup" xmlns:wpi="http://schemas.microsoft.com/office/word/2010/wordprocessingInk" xmlns:wne="http://schemas.microsoft.com/office/word/2006/wordml" xmlns:wps="http://schemas.microsoft.com/office/word/2010/wordprocessingShape" mc:Ignorable="w14 w15 wp14">
   <w:abstractNum w:abstractNumId="1" w15:restartNumberingAfterBreak="0">

--- a/STEER-Methodology.docx
+++ b/STEER-Methodology.docx
@@ -79,7 +79,7 @@
           <w:sz w:val="20"/>
           <w:szCs w:val="20"/>
         </w:rPr>
-        <w:t xml:space="preserve">   ·   Framework v3.1   ·   September 2026</w:t>
+        <w:t xml:space="preserve">   ·   Framework v3.2   ·   September 2026</w:t>
       </w:r>
     </w:p>
     <w:p>
@@ -400,7 +400,7 @@
           <wp:inline distT="0" distB="0" distL="0" distR="0">
             <wp:extent cx="5305425" cy="1438275"/>
             <wp:effectExtent t="0" r="0" b="0" l="0"/>
-            <wp:docPr id="1" name="" descr="" title=""/>
+            <wp:docPr id="1" name="Figure 1" descr="STEER cycle showing Sense, Think, Execute, Evaluate, and Repeat, with Repeat feeding the next cycle." title="Figure 1"/>
             <wp:cNvGraphicFramePr>
               <a:graphicFrameLocks xmlns:a="http://schemas.openxmlformats.org/drawingml/2006/main" noChangeAspect="1"/>
             </wp:cNvGraphicFramePr>
@@ -649,6 +649,25 @@
           <w:szCs w:val="22"/>
         </w:rPr>
         <w:t xml:space="preserve">human hours per shipped item trends down while outcomes and guardrails hold. Automation that raises human toil is a defect.</w:t>
+      </w:r>
+    </w:p>
+    <w:p>
+      <w:pPr>
+        <w:pStyle w:val="ListParagraph"/>
+        <w:numPr>
+          <w:ilvl w:val="0"/>
+          <w:numId w:val="2"/>
+        </w:numPr>
+        <w:spacing w:after="92" w:line="272"/>
+      </w:pPr>
+      <w:r>
+        <w:rPr>
+          <w:b/>
+        </w:rPr>
+        <w:t>Agents review by default; humans own exceptions:</w:t>
+      </w:r>
+      <w:r>
+        <w:t xml:space="preserve"> independent domain agents perform routine assurance and produce one consolidated exception brief. Human specialists enter only when evidence is missing or inconclusive, a material finding remains, policy or law requires them, or a consequential external action needs accountable authorization.</w:t>
       </w:r>
     </w:p>
     <w:p>

--- a/STEER-Methodology.docx
+++ b/STEER-Methodology.docx
@@ -33,15 +33,17 @@
     </w:p>
     <w:p>
       <w:pPr>
+        <w:pStyle w:val="Title"/>
         <w:spacing w:after="120" w:before="160"/>
       </w:pPr>
       <w:r>
         <w:rPr>
           <w:b/>
           <w:bCs/>
-          <w:color w:val="1a1a1a"/>
+          <w:color w:val="000000"/>
           <w:sz w:val="52"/>
           <w:szCs w:val="52"/>
+          <w:u w:val="none"/>
         </w:rPr>
         <w:t xml:space="preserve">STEER Methodology</w:t>
       </w:r>
@@ -919,6 +921,51 @@
           <w:szCs w:val="19"/>
         </w:rPr>
         <w:t xml:space="preserve">The Guidebook is the complete reference; the Whitepaper is the shareable overview.</w:t>
+      </w:r>
+    </w:p>
+    <w:p>
+      <w:pPr>
+        <w:pStyle w:val="Heading1"/>
+        <w:keepNext/>
+        <w:spacing w:before="280" w:after="140"/>
+      </w:pPr>
+      <w:r>
+        <w:rPr>
+          <w:b/>
+          <w:color w:val="000000"/>
+          <w:sz w:val="30"/>
+        </w:rPr>
+        <w:t>Recoverability and accountable authority</w:t>
+      </w:r>
+    </w:p>
+    <w:p>
+      <w:pPr>
+        <w:pStyle w:val="Normal"/>
+        <w:widowControl/>
+        <w:spacing w:after="140" w:line="259" w:lineRule="auto"/>
+      </w:pPr>
+      <w:r>
+        <w:rPr>
+          <w:rFonts w:ascii="Calibri" w:hAnsi="Calibri"/>
+          <w:color w:val="000000"/>
+          <w:sz w:val="21"/>
+        </w:rPr>
+        <w:t>People must be able to recover an acknowledged intent without confusing private drafting with published business truth. D1 permits separately governed encrypted operational records for an adopted organization with verified controls; Git remains the authority for published artifacts and decisions. Agents may preserve and prepare work under current owner permissions, but cannot turn a private draft into a human approval or authorize external effects.</w:t>
+      </w:r>
+    </w:p>
+    <w:p>
+      <w:pPr>
+        <w:pStyle w:val="Normal"/>
+        <w:widowControl/>
+        <w:spacing w:after="140" w:line="259" w:lineRule="auto"/>
+      </w:pPr>
+      <w:r>
+        <w:rPr>
+          <w:rFonts w:ascii="Calibri" w:hAnsi="Calibri"/>
+          <w:color w:val="000000"/>
+          <w:sz w:val="21"/>
+        </w:rPr>
+        <w:t>The Operating Model specifies D1's finite draft window, longer content-free accounting records, key/copy treatment and activation conditions. The records and architecture owner accepted the exact revision for STEER on 2026-09-10. That decision does not certify a running implementation or weaken independent verification, gates, provider restrictions or spending limits.</w:t>
       </w:r>
     </w:p>
     <w:sectPr>
@@ -1347,5 +1394,11 @@
       <w:szCs w:val="20"/>
     </w:rPr>
   </w:style>
+  <w:style w:type="paragraph" w:customStyle="1" w:styleId="Normal">
+    <w:name w:val="Normal"/>
+  </w:style>
+  <w:style w:type="paragraph" w:customStyle="1" w:styleId="Heading1">
+    <w:name w:val="heading 1"/>
+  </w:style>
 </w:styles>
 </file>